--- a/F/F3/F3.3/F3.3.docx
+++ b/F/F3/F3.3/F3.3.docx
@@ -3,6 +3,11 @@
 <w:document xmlns:wpc="http://schemas.microsoft.com/office/word/2010/wordprocessingCanvas" xmlns:cx="http://schemas.microsoft.com/office/drawing/2014/chartex" xmlns:cx1="http://schemas.microsoft.com/office/drawing/2015/9/8/chartex" xmlns:cx2="http://schemas.microsoft.com/office/drawing/2015/10/21/chartex" xmlns:cx3="http://schemas.microsoft.com/office/drawing/2016/5/9/chartex" xmlns:cx4="http://schemas.microsoft.com/office/drawing/2016/5/10/chartex" xmlns:cx5="http://schemas.microsoft.com/office/drawing/2016/5/11/chartex" xmlns:cx6="http://schemas.microsoft.com/office/drawing/2016/5/12/chartex" xmlns:cx7="http://schemas.microsoft.com/office/drawing/2016/5/13/chartex" xmlns:cx8="http://schemas.microsoft.com/office/drawing/2016/5/14/chartex" xmlns:mc="http://schemas.openxmlformats.org/markup-compatibility/2006" xmlns:aink="http://schemas.microsoft.com/office/drawing/2016/ink" xmlns:am3d="http://schemas.microsoft.com/office/drawing/2017/model3d" xmlns:o="urn:schemas-microsoft-com:office:office" xmlns:oel="http://schemas.microsoft.com/office/2019/extlst" xmlns:r="http://schemas.openxmlformats.org/officeDocument/2006/relationships" xmlns:m="http://schemas.openxmlformats.org/officeDocument/2006/math" xmlns:v="urn:schemas-microsoft-com:vml" xmlns:wp14="http://schemas.microsoft.com/office/word/2010/wordprocessingDrawing" xmlns:wp="http://schemas.openxmlformats.org/drawingml/2006/wordprocessingDrawing" xmlns:w10="urn:schemas-microsoft-com:office:word" xmlns:w="http://schemas.openxmlformats.org/wordprocessingml/2006/main" xmlns:w14="http://schemas.microsoft.com/office/word/2010/wordml" xmlns:w15="http://schemas.microsoft.com/office/word/2012/wordml" xmlns:w16cex="http://schemas.microsoft.com/office/word/2018/wordml/cex" xmlns:w16cid="http://schemas.microsoft.com/office/word/2016/wordml/cid" xmlns:w16="http://schemas.microsoft.com/office/word/2018/wordml" xmlns:w16du="http://schemas.microsoft.com/office/word/2023/wordml/word16du" xmlns:w16sdtdh="http://schemas.microsoft.com/office/word/2020/wordml/sdtdatahash" xmlns:w16sdtfl="http://schemas.microsoft.com/office/word/2024/wordml/sdtformatlock" xmlns:w16se="http://schemas.microsoft.com/office/word/2015/wordml/symex" xmlns:wpg="http://schemas.microsoft.com/office/word/2010/wordprocessingGroup" xmlns:wpi="http://schemas.microsoft.com/office/word/2010/wordprocessingInk" xmlns:wne="http://schemas.microsoft.com/office/word/2006/wordml" xmlns:wps="http://schemas.microsoft.com/office/word/2010/wordprocessingShape" mc:Ignorable="w14 w15 w16se w16cid w16 w16cex w16sdtdh w16sdtfl w16du wp14">
   <w:body>
     <w:p>
+      <w:pPr>
+        <w:rPr>
+          <w:rFonts w:hint="eastAsia"/>
+        </w:rPr>
+      </w:pPr>
       <w:r>
         <w:rPr>
           <w:rFonts w:hint="eastAsia"/>
@@ -11,7 +16,15 @@
       </w:r>
     </w:p>
     <w:p>
+      <w:pPr>
+        <w:rPr>
+          <w:rFonts w:hint="eastAsia"/>
+        </w:rPr>
+      </w:pPr>
       <w:r>
+        <w:rPr>
+          <w:noProof/>
+        </w:rPr>
         <w:drawing>
           <wp:inline distT="0" distB="0" distL="0" distR="0" wp14:anchorId="4E62C583" wp14:editId="7EED1E9F">
             <wp:extent cx="4480560" cy="1414942"/>
@@ -50,7 +63,15 @@
       </w:r>
     </w:p>
     <w:p>
+      <w:pPr>
+        <w:rPr>
+          <w:rFonts w:hint="eastAsia"/>
+        </w:rPr>
+      </w:pPr>
       <w:r>
+        <w:rPr>
+          <w:noProof/>
+        </w:rPr>
         <w:drawing>
           <wp:inline distT="0" distB="0" distL="0" distR="0" wp14:anchorId="62C7C1D2" wp14:editId="645E0303">
             <wp:extent cx="4488180" cy="2039836"/>
@@ -89,6 +110,11 @@
       </w:r>
     </w:p>
     <w:p>
+      <w:pPr>
+        <w:rPr>
+          <w:rFonts w:hint="eastAsia"/>
+        </w:rPr>
+      </w:pPr>
       <w:r>
         <w:rPr>
           <w:rFonts w:hint="eastAsia"/>
@@ -97,7 +123,15 @@
       </w:r>
     </w:p>
     <w:p>
+      <w:pPr>
+        <w:rPr>
+          <w:rFonts w:hint="eastAsia"/>
+        </w:rPr>
+      </w:pPr>
       <w:r>
+        <w:rPr>
+          <w:noProof/>
+        </w:rPr>
         <w:drawing>
           <wp:inline distT="0" distB="0" distL="0" distR="0" wp14:anchorId="3235209E" wp14:editId="5840C9DA">
             <wp:extent cx="4303650" cy="1402080"/>
@@ -200,8 +234,19 @@
         </w:drawing>
       </w:r>
     </w:p>
-    <w:p/>
     <w:p>
+      <w:pPr>
+        <w:rPr>
+          <w:rFonts w:hint="eastAsia"/>
+        </w:rPr>
+      </w:pPr>
+    </w:p>
+    <w:p>
+      <w:pPr>
+        <w:rPr>
+          <w:rFonts w:hint="eastAsia"/>
+        </w:rPr>
+      </w:pPr>
       <w:r>
         <w:rPr>
           <w:rFonts w:hint="eastAsia"/>
@@ -211,7 +256,15 @@
       </w:r>
     </w:p>
     <w:p>
+      <w:pPr>
+        <w:rPr>
+          <w:rFonts w:hint="eastAsia"/>
+        </w:rPr>
+      </w:pPr>
       <w:r>
+        <w:rPr>
+          <w:noProof/>
+        </w:rPr>
         <w:drawing>
           <wp:inline distT="0" distB="0" distL="0" distR="0" wp14:anchorId="02EB39C9" wp14:editId="1103AC5E">
             <wp:extent cx="4099560" cy="2642059"/>
@@ -250,7 +303,15 @@
       </w:r>
     </w:p>
     <w:p>
+      <w:pPr>
+        <w:rPr>
+          <w:rFonts w:hint="eastAsia"/>
+        </w:rPr>
+      </w:pPr>
       <w:r>
+        <w:rPr>
+          <w:noProof/>
+        </w:rPr>
         <w:drawing>
           <wp:inline distT="0" distB="0" distL="0" distR="0" wp14:anchorId="49D9898C" wp14:editId="3D72A5F5">
             <wp:extent cx="5274310" cy="1295400"/>
@@ -288,9 +349,26 @@
         </w:drawing>
       </w:r>
     </w:p>
-    <w:p/>
-    <w:p/>
     <w:p>
+      <w:pPr>
+        <w:rPr>
+          <w:rFonts w:hint="eastAsia"/>
+        </w:rPr>
+      </w:pPr>
+    </w:p>
+    <w:p>
+      <w:pPr>
+        <w:rPr>
+          <w:rFonts w:hint="eastAsia"/>
+        </w:rPr>
+      </w:pPr>
+    </w:p>
+    <w:p>
+      <w:pPr>
+        <w:rPr>
+          <w:rFonts w:hint="eastAsia"/>
+        </w:rPr>
+      </w:pPr>
       <w:r>
         <w:rPr>
           <w:rFonts w:hint="eastAsia"/>
@@ -299,7 +377,15 @@
       </w:r>
     </w:p>
     <w:p>
+      <w:pPr>
+        <w:rPr>
+          <w:rFonts w:hint="eastAsia"/>
+        </w:rPr>
+      </w:pPr>
       <w:r>
+        <w:rPr>
+          <w:noProof/>
+        </w:rPr>
         <w:drawing>
           <wp:inline distT="0" distB="0" distL="0" distR="0" wp14:anchorId="02830661" wp14:editId="4D9070A6">
             <wp:extent cx="5044440" cy="1555359"/>
@@ -338,7 +424,15 @@
       </w:r>
     </w:p>
     <w:p>
+      <w:pPr>
+        <w:rPr>
+          <w:rFonts w:hint="eastAsia"/>
+        </w:rPr>
+      </w:pPr>
       <w:r>
+        <w:rPr>
+          <w:noProof/>
+        </w:rPr>
         <w:drawing>
           <wp:inline distT="0" distB="0" distL="0" distR="0" wp14:anchorId="469FA17E" wp14:editId="5506FFBC">
             <wp:extent cx="3962400" cy="1815186"/>
@@ -377,7 +471,15 @@
       </w:r>
     </w:p>
     <w:p>
+      <w:pPr>
+        <w:rPr>
+          <w:rFonts w:hint="eastAsia"/>
+        </w:rPr>
+      </w:pPr>
       <w:r>
+        <w:rPr>
+          <w:noProof/>
+        </w:rPr>
         <w:lastRenderedPageBreak/>
         <w:drawing>
           <wp:inline distT="0" distB="0" distL="0" distR="0" wp14:anchorId="682ABF04" wp14:editId="121E8388">
@@ -422,6 +524,43 @@
           <w:rFonts w:hint="eastAsia"/>
         </w:rPr>
       </w:pPr>
+      <w:r>
+        <w:drawing>
+          <wp:inline distT="0" distB="0" distL="0" distR="0" wp14:anchorId="34822BE7" wp14:editId="773A7114">
+            <wp:extent cx="4427220" cy="3210347"/>
+            <wp:effectExtent l="0" t="0" r="0" b="9525"/>
+            <wp:docPr id="1100540833" name="图片 1"/>
+            <wp:cNvGraphicFramePr>
+              <a:graphicFrameLocks xmlns:a="http://schemas.openxmlformats.org/drawingml/2006/main" noChangeAspect="1"/>
+            </wp:cNvGraphicFramePr>
+            <a:graphic xmlns:a="http://schemas.openxmlformats.org/drawingml/2006/main">
+              <a:graphicData uri="http://schemas.openxmlformats.org/drawingml/2006/picture">
+                <pic:pic xmlns:pic="http://schemas.openxmlformats.org/drawingml/2006/picture">
+                  <pic:nvPicPr>
+                    <pic:cNvPr id="1100540833" name=""/>
+                    <pic:cNvPicPr/>
+                  </pic:nvPicPr>
+                  <pic:blipFill>
+                    <a:blip r:embed="rId13"/>
+                    <a:stretch>
+                      <a:fillRect/>
+                    </a:stretch>
+                  </pic:blipFill>
+                  <pic:spPr>
+                    <a:xfrm>
+                      <a:off x="0" y="0"/>
+                      <a:ext cx="4452450" cy="3228642"/>
+                    </a:xfrm>
+                    <a:prstGeom prst="rect">
+                      <a:avLst/>
+                    </a:prstGeom>
+                  </pic:spPr>
+                </pic:pic>
+              </a:graphicData>
+            </a:graphic>
+          </wp:inline>
+        </w:drawing>
+      </w:r>
     </w:p>
     <w:sectPr>
       <w:pgSz w:w="11906" w:h="16838"/>
@@ -989,7 +1128,7 @@
       <w:rFonts w:cstheme="majorBidi"/>
       <w:b/>
       <w:bCs/>
-      <w:color w:val="676767" w:themeColor="text1" w:themeTint="A6"/>
+      <w:color w:val="595959" w:themeColor="text1" w:themeTint="A6"/>
     </w:rPr>
   </w:style>
   <w:style w:type="paragraph" w:styleId="8">
@@ -1009,7 +1148,7 @@
     </w:pPr>
     <w:rPr>
       <w:rFonts w:cstheme="majorBidi"/>
-      <w:color w:val="676767" w:themeColor="text1" w:themeTint="A6"/>
+      <w:color w:val="595959" w:themeColor="text1" w:themeTint="A6"/>
     </w:rPr>
   </w:style>
   <w:style w:type="paragraph" w:styleId="9">
@@ -1029,7 +1168,7 @@
     </w:pPr>
     <w:rPr>
       <w:rFonts w:eastAsiaTheme="majorEastAsia" w:cstheme="majorBidi"/>
-      <w:color w:val="676767" w:themeColor="text1" w:themeTint="A6"/>
+      <w:color w:val="595959" w:themeColor="text1" w:themeTint="A6"/>
     </w:rPr>
   </w:style>
   <w:style w:type="character" w:default="1" w:styleId="a0">
@@ -1153,7 +1292,7 @@
       <w:rFonts w:cstheme="majorBidi"/>
       <w:b/>
       <w:bCs/>
-      <w:color w:val="676767" w:themeColor="text1" w:themeTint="A6"/>
+      <w:color w:val="595959" w:themeColor="text1" w:themeTint="A6"/>
     </w:rPr>
   </w:style>
   <w:style w:type="character" w:customStyle="1" w:styleId="80">
@@ -1165,7 +1304,7 @@
     <w:rsid w:val="006436F5"/>
     <w:rPr>
       <w:rFonts w:cstheme="majorBidi"/>
-      <w:color w:val="676767" w:themeColor="text1" w:themeTint="A6"/>
+      <w:color w:val="595959" w:themeColor="text1" w:themeTint="A6"/>
     </w:rPr>
   </w:style>
   <w:style w:type="character" w:customStyle="1" w:styleId="90">
@@ -1177,7 +1316,7 @@
     <w:rsid w:val="006436F5"/>
     <w:rPr>
       <w:rFonts w:eastAsiaTheme="majorEastAsia" w:cstheme="majorBidi"/>
-      <w:color w:val="676767" w:themeColor="text1" w:themeTint="A6"/>
+      <w:color w:val="595959" w:themeColor="text1" w:themeTint="A6"/>
     </w:rPr>
   </w:style>
   <w:style w:type="paragraph" w:styleId="a3">
@@ -1232,7 +1371,7 @@
     </w:pPr>
     <w:rPr>
       <w:rFonts w:asciiTheme="majorHAnsi" w:eastAsiaTheme="majorEastAsia" w:hAnsiTheme="majorHAnsi" w:cstheme="majorBidi"/>
-      <w:color w:val="676767" w:themeColor="text1" w:themeTint="A6"/>
+      <w:color w:val="595959" w:themeColor="text1" w:themeTint="A6"/>
       <w:spacing w:val="15"/>
       <w:sz w:val="28"/>
       <w:szCs w:val="28"/>
@@ -1246,7 +1385,7 @@
     <w:rsid w:val="006436F5"/>
     <w:rPr>
       <w:rFonts w:asciiTheme="majorHAnsi" w:eastAsiaTheme="majorEastAsia" w:hAnsiTheme="majorHAnsi" w:cstheme="majorBidi"/>
-      <w:color w:val="676767" w:themeColor="text1" w:themeTint="A6"/>
+      <w:color w:val="595959" w:themeColor="text1" w:themeTint="A6"/>
       <w:spacing w:val="15"/>
       <w:sz w:val="28"/>
       <w:szCs w:val="28"/>
@@ -1267,7 +1406,7 @@
     <w:rPr>
       <w:i/>
       <w:iCs/>
-      <w:color w:val="515151" w:themeColor="text1" w:themeTint="BF"/>
+      <w:color w:val="404040" w:themeColor="text1" w:themeTint="BF"/>
     </w:rPr>
   </w:style>
   <w:style w:type="character" w:customStyle="1" w:styleId="a8">
@@ -1279,7 +1418,7 @@
     <w:rPr>
       <w:i/>
       <w:iCs/>
-      <w:color w:val="515151" w:themeColor="text1" w:themeTint="BF"/>
+      <w:color w:val="404040" w:themeColor="text1" w:themeTint="BF"/>
     </w:rPr>
   </w:style>
   <w:style w:type="paragraph" w:styleId="a9">
@@ -1362,7 +1501,7 @@
   <a:themeElements>
     <a:clrScheme name="Office">
       <a:dk1>
-        <a:sysClr val="windowText" lastClr="171717"/>
+        <a:sysClr val="windowText" lastClr="000000"/>
       </a:dk1>
       <a:lt1>
         <a:sysClr val="window" lastClr="FFFFFF"/>
